--- a/output/投研舆情晨报_2026-10-23.docx
+++ b/output/投研舆情晨报_2026-10-23.docx
@@ -19,7 +19,7 @@
           <w:color w:val="8A939E"/>
           <w:sz w:val="18"/>
         </w:rPr>
-        <w:t>覆盖 6 家媒体 · 入库 16,650 条 · 去重后 2,210 条 · 识别热点 58 个</w:t>
+        <w:t>覆盖 6 家媒体 · 入库 16,726 条 · 去重后 2,250 条 · 识别热点 55 个</w:t>
       </w:r>
     </w:p>
     <w:p>
@@ -126,7 +126,69 @@
           </w:tcPr>
           <w:p>
             <w:r>
-              <w:t>0.780</w:t>
+              <w:t>0.807</w:t>
+            </w:r>
+          </w:p>
+        </w:tc>
+        <w:tc>
+          <w:tcPr>
+            <w:tcW w:type="dxa" w:w="1440"/>
+          </w:tcPr>
+          <w:p>
+            <w:r>
+              <w:t>爆点</w:t>
+            </w:r>
+          </w:p>
+        </w:tc>
+        <w:tc>
+          <w:tcPr>
+            <w:tcW w:type="dxa" w:w="1440"/>
+          </w:tcPr>
+          <w:p>
+            <w:r>
+              <w:t>金融市场</w:t>
+            </w:r>
+          </w:p>
+        </w:tc>
+        <w:tc>
+          <w:tcPr>
+            <w:tcW w:type="dxa" w:w="1440"/>
+          </w:tcPr>
+          <w:p>
+            <w:r>
+              <w:t>港股午评：恒指跌2.87%失守23000点 科指跌4.64%</w:t>
+            </w:r>
+          </w:p>
+        </w:tc>
+        <w:tc>
+          <w:tcPr>
+            <w:tcW w:type="dxa" w:w="1440"/>
+          </w:tcPr>
+          <w:p>
+            <w:r>
+              <w:t>20/3</w:t>
+            </w:r>
+          </w:p>
+        </w:tc>
+      </w:tr>
+      <w:tr>
+        <w:tc>
+          <w:tcPr>
+            <w:tcW w:type="dxa" w:w="1440"/>
+          </w:tcPr>
+          <w:p>
+            <w:r>
+              <w:t>2</w:t>
+            </w:r>
+          </w:p>
+        </w:tc>
+        <w:tc>
+          <w:tcPr>
+            <w:tcW w:type="dxa" w:w="1440"/>
+          </w:tcPr>
+          <w:p>
+            <w:r>
+              <w:t>0.734</w:t>
             </w:r>
           </w:p>
         </w:tc>
@@ -156,7 +218,7 @@
           </w:tcPr>
           <w:p>
             <w:r>
-              <w:t>宁德时代A股大跌12%，H股跌超11%！摩根大通下调H股评级</w:t>
+              <w:t>维峰电子：2026年第三季度归属于上市公司股东的净利润同比增</w:t>
             </w:r>
           </w:p>
         </w:tc>
@@ -166,7 +228,7 @@
           </w:tcPr>
           <w:p>
             <w:r>
-              <w:t>13/2</w:t>
+              <w:t>17/3</w:t>
             </w:r>
           </w:p>
         </w:tc>
@@ -178,7 +240,7 @@
           </w:tcPr>
           <w:p>
             <w:r>
-              <w:t>2</w:t>
+              <w:t>3</w:t>
             </w:r>
           </w:p>
         </w:tc>
@@ -188,7 +250,7 @@
           </w:tcPr>
           <w:p>
             <w:r>
-              <w:t>0.779</w:t>
+              <w:t>0.723</w:t>
             </w:r>
           </w:p>
         </w:tc>
@@ -228,69 +290,7 @@
           </w:tcPr>
           <w:p>
             <w:r>
-              <w:t>12/4</w:t>
-            </w:r>
-          </w:p>
-        </w:tc>
-      </w:tr>
-      <w:tr>
-        <w:tc>
-          <w:tcPr>
-            <w:tcW w:type="dxa" w:w="1440"/>
-          </w:tcPr>
-          <w:p>
-            <w:r>
-              <w:t>3</w:t>
-            </w:r>
-          </w:p>
-        </w:tc>
-        <w:tc>
-          <w:tcPr>
-            <w:tcW w:type="dxa" w:w="1440"/>
-          </w:tcPr>
-          <w:p>
-            <w:r>
-              <w:t>0.703</w:t>
-            </w:r>
-          </w:p>
-        </w:tc>
-        <w:tc>
-          <w:tcPr>
-            <w:tcW w:type="dxa" w:w="1440"/>
-          </w:tcPr>
-          <w:p>
-            <w:r>
-              <w:t>爆点</w:t>
-            </w:r>
-          </w:p>
-        </w:tc>
-        <w:tc>
-          <w:tcPr>
-            <w:tcW w:type="dxa" w:w="1440"/>
-          </w:tcPr>
-          <w:p>
-            <w:r>
-              <w:t>宏观政策</w:t>
-            </w:r>
-          </w:p>
-        </w:tc>
-        <w:tc>
-          <w:tcPr>
-            <w:tcW w:type="dxa" w:w="1440"/>
-          </w:tcPr>
-          <w:p>
-            <w:r>
-              <w:t>法国10年期国债收益率13年来首超美债 会否酿成新一轮欧债危</w:t>
-            </w:r>
-          </w:p>
-        </w:tc>
-        <w:tc>
-          <w:tcPr>
-            <w:tcW w:type="dxa" w:w="1440"/>
-          </w:tcPr>
-          <w:p>
-            <w:r>
-              <w:t>9/3</w:t>
+              <w:t>10/4</w:t>
             </w:r>
           </w:p>
         </w:tc>
@@ -312,7 +312,7 @@
           </w:tcPr>
           <w:p>
             <w:r>
-              <w:t>0.693</w:t>
+              <w:t>0.619</w:t>
             </w:r>
           </w:p>
         </w:tc>
@@ -332,7 +332,7 @@
           </w:tcPr>
           <w:p>
             <w:r>
-              <w:t>金融市场</w:t>
+              <w:t>国际市场</w:t>
             </w:r>
           </w:p>
         </w:tc>
@@ -342,7 +342,7 @@
           </w:tcPr>
           <w:p>
             <w:r>
-              <w:t>上证指数开盘报3714.48点，涨0.04%。 深证成指开盘</w:t>
+              <w:t>突发！沙特国防部和原油设施遇袭！刚刚，黄金、白银、纳指暴跌，</w:t>
             </w:r>
           </w:p>
         </w:tc>
@@ -352,7 +352,7 @@
           </w:tcPr>
           <w:p>
             <w:r>
-              <w:t>11/3</w:t>
+              <w:t>10/3</w:t>
             </w:r>
           </w:p>
         </w:tc>
@@ -374,7 +374,7 @@
           </w:tcPr>
           <w:p>
             <w:r>
-              <w:t>0.672</w:t>
+              <w:t>0.602</w:t>
             </w:r>
           </w:p>
         </w:tc>
@@ -385,68 +385,6 @@
           <w:p>
             <w:r>
               <w:t>爆点</w:t>
-            </w:r>
-          </w:p>
-        </w:tc>
-        <w:tc>
-          <w:tcPr>
-            <w:tcW w:type="dxa" w:w="1440"/>
-          </w:tcPr>
-          <w:p>
-            <w:r>
-              <w:t>金融市场</w:t>
-            </w:r>
-          </w:p>
-        </w:tc>
-        <w:tc>
-          <w:tcPr>
-            <w:tcW w:type="dxa" w:w="1440"/>
-          </w:tcPr>
-          <w:p>
-            <w:r>
-              <w:t>港股午评：恒指跌0.35% 科指跌0.75% 科网股低迷 存</w:t>
-            </w:r>
-          </w:p>
-        </w:tc>
-        <w:tc>
-          <w:tcPr>
-            <w:tcW w:type="dxa" w:w="1440"/>
-          </w:tcPr>
-          <w:p>
-            <w:r>
-              <w:t>9/3</w:t>
-            </w:r>
-          </w:p>
-        </w:tc>
-      </w:tr>
-      <w:tr>
-        <w:tc>
-          <w:tcPr>
-            <w:tcW w:type="dxa" w:w="1440"/>
-          </w:tcPr>
-          <w:p>
-            <w:r>
-              <w:t>6</w:t>
-            </w:r>
-          </w:p>
-        </w:tc>
-        <w:tc>
-          <w:tcPr>
-            <w:tcW w:type="dxa" w:w="1440"/>
-          </w:tcPr>
-          <w:p>
-            <w:r>
-              <w:t>0.670</w:t>
-            </w:r>
-          </w:p>
-        </w:tc>
-        <w:tc>
-          <w:tcPr>
-            <w:tcW w:type="dxa" w:w="1440"/>
-          </w:tcPr>
-          <w:p>
-            <w:r>
-              <w:t>高热</w:t>
             </w:r>
           </w:p>
         </w:tc>
@@ -488,7 +426,7 @@
           </w:tcPr>
           <w:p>
             <w:r>
-              <w:t>7</w:t>
+              <w:t>6</w:t>
             </w:r>
           </w:p>
         </w:tc>
@@ -498,193 +436,7 @@
           </w:tcPr>
           <w:p>
             <w:r>
-              <w:t>0.626</w:t>
-            </w:r>
-          </w:p>
-        </w:tc>
-        <w:tc>
-          <w:tcPr>
-            <w:tcW w:type="dxa" w:w="1440"/>
-          </w:tcPr>
-          <w:p>
-            <w:r>
-              <w:t>高热</w:t>
-            </w:r>
-          </w:p>
-        </w:tc>
-        <w:tc>
-          <w:tcPr>
-            <w:tcW w:type="dxa" w:w="1440"/>
-          </w:tcPr>
-          <w:p>
-            <w:r>
-              <w:t>半导体</w:t>
-            </w:r>
-          </w:p>
-        </w:tc>
-        <w:tc>
-          <w:tcPr>
-            <w:tcW w:type="dxa" w:w="1440"/>
-          </w:tcPr>
-          <w:p>
-            <w:r>
-              <w:t>英伟达CEO黄仁勋：欧洲要想吃AI红利，全行业都该拥抱AI</w:t>
-            </w:r>
-          </w:p>
-        </w:tc>
-        <w:tc>
-          <w:tcPr>
-            <w:tcW w:type="dxa" w:w="1440"/>
-          </w:tcPr>
-          <w:p>
-            <w:r>
-              <w:t>4/3</w:t>
-            </w:r>
-          </w:p>
-        </w:tc>
-      </w:tr>
-      <w:tr>
-        <w:tc>
-          <w:tcPr>
-            <w:tcW w:type="dxa" w:w="1440"/>
-          </w:tcPr>
-          <w:p>
-            <w:r>
-              <w:t>8</w:t>
-            </w:r>
-          </w:p>
-        </w:tc>
-        <w:tc>
-          <w:tcPr>
-            <w:tcW w:type="dxa" w:w="1440"/>
-          </w:tcPr>
-          <w:p>
-            <w:r>
-              <w:t>0.615</w:t>
-            </w:r>
-          </w:p>
-        </w:tc>
-        <w:tc>
-          <w:tcPr>
-            <w:tcW w:type="dxa" w:w="1440"/>
-          </w:tcPr>
-          <w:p>
-            <w:r>
-              <w:t>高热</w:t>
-            </w:r>
-          </w:p>
-        </w:tc>
-        <w:tc>
-          <w:tcPr>
-            <w:tcW w:type="dxa" w:w="1440"/>
-          </w:tcPr>
-          <w:p>
-            <w:r>
-              <w:t>国际市场</w:t>
-            </w:r>
-          </w:p>
-        </w:tc>
-        <w:tc>
-          <w:tcPr>
-            <w:tcW w:type="dxa" w:w="1440"/>
-          </w:tcPr>
-          <w:p>
-            <w:r>
-              <w:t>突发！沙特国防部和原油设施遇袭！刚刚，黄金、白银、纳指暴跌，</w:t>
-            </w:r>
-          </w:p>
-        </w:tc>
-        <w:tc>
-          <w:tcPr>
-            <w:tcW w:type="dxa" w:w="1440"/>
-          </w:tcPr>
-          <w:p>
-            <w:r>
-              <w:t>5/3</w:t>
-            </w:r>
-          </w:p>
-        </w:tc>
-      </w:tr>
-      <w:tr>
-        <w:tc>
-          <w:tcPr>
-            <w:tcW w:type="dxa" w:w="1440"/>
-          </w:tcPr>
-          <w:p>
-            <w:r>
-              <w:t>9</w:t>
-            </w:r>
-          </w:p>
-        </w:tc>
-        <w:tc>
-          <w:tcPr>
-            <w:tcW w:type="dxa" w:w="1440"/>
-          </w:tcPr>
-          <w:p>
-            <w:r>
-              <w:t>0.611</w:t>
-            </w:r>
-          </w:p>
-        </w:tc>
-        <w:tc>
-          <w:tcPr>
-            <w:tcW w:type="dxa" w:w="1440"/>
-          </w:tcPr>
-          <w:p>
-            <w:r>
-              <w:t>高热</w:t>
-            </w:r>
-          </w:p>
-        </w:tc>
-        <w:tc>
-          <w:tcPr>
-            <w:tcW w:type="dxa" w:w="1440"/>
-          </w:tcPr>
-          <w:p>
-            <w:r>
-              <w:t>AI与大模型</w:t>
-            </w:r>
-          </w:p>
-        </w:tc>
-        <w:tc>
-          <w:tcPr>
-            <w:tcW w:type="dxa" w:w="1440"/>
-          </w:tcPr>
-          <w:p>
-            <w:r>
-              <w:t>OpenAI将登陆谷歌云：GPT6 Astra等前沿模型、C</w:t>
-            </w:r>
-          </w:p>
-        </w:tc>
-        <w:tc>
-          <w:tcPr>
-            <w:tcW w:type="dxa" w:w="1440"/>
-          </w:tcPr>
-          <w:p>
-            <w:r>
-              <w:t>5/3</w:t>
-            </w:r>
-          </w:p>
-        </w:tc>
-      </w:tr>
-      <w:tr>
-        <w:tc>
-          <w:tcPr>
-            <w:tcW w:type="dxa" w:w="1440"/>
-          </w:tcPr>
-          <w:p>
-            <w:r>
-              <w:t>10</w:t>
-            </w:r>
-          </w:p>
-        </w:tc>
-        <w:tc>
-          <w:tcPr>
-            <w:tcW w:type="dxa" w:w="1440"/>
-          </w:tcPr>
-          <w:p>
-            <w:r>
-              <w:t>0.589</w:t>
+              <w:t>0.584</w:t>
             </w:r>
           </w:p>
         </w:tc>
@@ -724,7 +476,255 @@
           </w:tcPr>
           <w:p>
             <w:r>
-              <w:t>6/3</w:t>
+              <w:t>5/3</w:t>
+            </w:r>
+          </w:p>
+        </w:tc>
+      </w:tr>
+      <w:tr>
+        <w:tc>
+          <w:tcPr>
+            <w:tcW w:type="dxa" w:w="1440"/>
+          </w:tcPr>
+          <w:p>
+            <w:r>
+              <w:t>7</w:t>
+            </w:r>
+          </w:p>
+        </w:tc>
+        <w:tc>
+          <w:tcPr>
+            <w:tcW w:type="dxa" w:w="1440"/>
+          </w:tcPr>
+          <w:p>
+            <w:r>
+              <w:t>0.543</w:t>
+            </w:r>
+          </w:p>
+        </w:tc>
+        <w:tc>
+          <w:tcPr>
+            <w:tcW w:type="dxa" w:w="1440"/>
+          </w:tcPr>
+          <w:p>
+            <w:r>
+              <w:t>高热</w:t>
+            </w:r>
+          </w:p>
+        </w:tc>
+        <w:tc>
+          <w:tcPr>
+            <w:tcW w:type="dxa" w:w="1440"/>
+          </w:tcPr>
+          <w:p>
+            <w:r>
+              <w:t>半导体</w:t>
+            </w:r>
+          </w:p>
+        </w:tc>
+        <w:tc>
+          <w:tcPr>
+            <w:tcW w:type="dxa" w:w="1440"/>
+          </w:tcPr>
+          <w:p>
+            <w:r>
+              <w:t>【长电科技：前三季度归母净利润16.17亿元，同比增长69.</w:t>
+            </w:r>
+          </w:p>
+        </w:tc>
+        <w:tc>
+          <w:tcPr>
+            <w:tcW w:type="dxa" w:w="1440"/>
+          </w:tcPr>
+          <w:p>
+            <w:r>
+              <w:t>4/3</w:t>
+            </w:r>
+          </w:p>
+        </w:tc>
+      </w:tr>
+      <w:tr>
+        <w:tc>
+          <w:tcPr>
+            <w:tcW w:type="dxa" w:w="1440"/>
+          </w:tcPr>
+          <w:p>
+            <w:r>
+              <w:t>8</w:t>
+            </w:r>
+          </w:p>
+        </w:tc>
+        <w:tc>
+          <w:tcPr>
+            <w:tcW w:type="dxa" w:w="1440"/>
+          </w:tcPr>
+          <w:p>
+            <w:r>
+              <w:t>0.521</w:t>
+            </w:r>
+          </w:p>
+        </w:tc>
+        <w:tc>
+          <w:tcPr>
+            <w:tcW w:type="dxa" w:w="1440"/>
+          </w:tcPr>
+          <w:p>
+            <w:r>
+              <w:t>高热</w:t>
+            </w:r>
+          </w:p>
+        </w:tc>
+        <w:tc>
+          <w:tcPr>
+            <w:tcW w:type="dxa" w:w="1440"/>
+          </w:tcPr>
+          <w:p>
+            <w:r>
+              <w:t>宏观政策</w:t>
+            </w:r>
+          </w:p>
+        </w:tc>
+        <w:tc>
+          <w:tcPr>
+            <w:tcW w:type="dxa" w:w="1440"/>
+          </w:tcPr>
+          <w:p>
+            <w:r>
+              <w:t>中国央行公开市场今日七天期逆回购操作量为零，进行2580亿元</w:t>
+            </w:r>
+          </w:p>
+        </w:tc>
+        <w:tc>
+          <w:tcPr>
+            <w:tcW w:type="dxa" w:w="1440"/>
+          </w:tcPr>
+          <w:p>
+            <w:r>
+              <w:t>3/3</w:t>
+            </w:r>
+          </w:p>
+        </w:tc>
+      </w:tr>
+      <w:tr>
+        <w:tc>
+          <w:tcPr>
+            <w:tcW w:type="dxa" w:w="1440"/>
+          </w:tcPr>
+          <w:p>
+            <w:r>
+              <w:t>9</w:t>
+            </w:r>
+          </w:p>
+        </w:tc>
+        <w:tc>
+          <w:tcPr>
+            <w:tcW w:type="dxa" w:w="1440"/>
+          </w:tcPr>
+          <w:p>
+            <w:r>
+              <w:t>0.506</w:t>
+            </w:r>
+          </w:p>
+        </w:tc>
+        <w:tc>
+          <w:tcPr>
+            <w:tcW w:type="dxa" w:w="1440"/>
+          </w:tcPr>
+          <w:p>
+            <w:r>
+              <w:t>高热</w:t>
+            </w:r>
+          </w:p>
+        </w:tc>
+        <w:tc>
+          <w:tcPr>
+            <w:tcW w:type="dxa" w:w="1440"/>
+          </w:tcPr>
+          <w:p>
+            <w:r>
+              <w:t>宏观政策</w:t>
+            </w:r>
+          </w:p>
+        </w:tc>
+        <w:tc>
+          <w:tcPr>
+            <w:tcW w:type="dxa" w:w="1440"/>
+          </w:tcPr>
+          <w:p>
+            <w:r>
+              <w:t>韩国央行：预计出口和投资将维持高增长态势。 预计今年和明年的</w:t>
+            </w:r>
+          </w:p>
+        </w:tc>
+        <w:tc>
+          <w:tcPr>
+            <w:tcW w:type="dxa" w:w="1440"/>
+          </w:tcPr>
+          <w:p>
+            <w:r>
+              <w:t>4/3</w:t>
+            </w:r>
+          </w:p>
+        </w:tc>
+      </w:tr>
+      <w:tr>
+        <w:tc>
+          <w:tcPr>
+            <w:tcW w:type="dxa" w:w="1440"/>
+          </w:tcPr>
+          <w:p>
+            <w:r>
+              <w:t>10</w:t>
+            </w:r>
+          </w:p>
+        </w:tc>
+        <w:tc>
+          <w:tcPr>
+            <w:tcW w:type="dxa" w:w="1440"/>
+          </w:tcPr>
+          <w:p>
+            <w:r>
+              <w:t>0.506</w:t>
+            </w:r>
+          </w:p>
+        </w:tc>
+        <w:tc>
+          <w:tcPr>
+            <w:tcW w:type="dxa" w:w="1440"/>
+          </w:tcPr>
+          <w:p>
+            <w:r>
+              <w:t>高热</w:t>
+            </w:r>
+          </w:p>
+        </w:tc>
+        <w:tc>
+          <w:tcPr>
+            <w:tcW w:type="dxa" w:w="1440"/>
+          </w:tcPr>
+          <w:p>
+            <w:r>
+              <w:t>AI与大模型</w:t>
+            </w:r>
+          </w:p>
+        </w:tc>
+        <w:tc>
+          <w:tcPr>
+            <w:tcW w:type="dxa" w:w="1440"/>
+          </w:tcPr>
+          <w:p>
+            <w:r>
+              <w:t>据报道，Meta未来支出承诺激增至8250亿美元。</w:t>
+            </w:r>
+          </w:p>
+        </w:tc>
+        <w:tc>
+          <w:tcPr>
+            <w:tcW w:type="dxa" w:w="1440"/>
+          </w:tcPr>
+          <w:p>
+            <w:r>
+              <w:t>4/3</w:t>
             </w:r>
           </w:p>
         </w:tc>
@@ -746,7 +746,7 @@
         <w:pStyle w:val="Heading2"/>
       </w:pPr>
       <w:r>
-        <w:t>宁德时代A股大跌12%，H股跌超11%！摩根大通下调H股评级，公司回应：没有市场预期的那</w:t>
+        <w:t>港股午评：恒指跌2.87%失守23000点 科指跌4.64% 科网股低迷 光通信板块下挫</w:t>
       </w:r>
     </w:p>
     <w:p>
@@ -755,7 +755,7 @@
           <w:color w:val="8A939E"/>
           <w:sz w:val="18"/>
         </w:rPr>
-        <w:t>热度 0.780（爆点）· 13 篇 / 2 家媒体 · 综合</w:t>
+        <w:t>热度 0.807（爆点）· 20 篇 / 3 家媒体 · 金融市场</w:t>
       </w:r>
     </w:p>
     <w:p>
@@ -767,7 +767,7 @@
         <w:t>事件概述：</w:t>
       </w:r>
       <w:r>
-        <w:t>「宁德时代A股大跌12%，H股跌超11%！摩根大通下调H股评级，公司回应：没有市场预期的那么悲观」由 13 篇报道聚合而成，覆盖 2 家媒体，热度 0.78（爆点），所属板块类目：综合。</w:t>
+        <w:t>「港股午评：恒指跌2.87%失守23000点 科指跌4.64% 科网股低迷 光通信板块下挫 联想跌」由 20 篇报道聚合而成，覆盖 3 家媒体，热度 0.807（爆点），所属板块类目：金融市场。</w:t>
       </w:r>
     </w:p>
     <w:p>
@@ -779,7 +779,7 @@
         <w:t>关键信息：</w:t>
       </w:r>
       <w:r>
-        <w:t>宁德时代A股大跌12%，H股跌超11%！摩根大通下调H股评级，公司回应：没有市场；小摩：宁德时代降至“中性”评级 整车厂盈利能力已承压；宁德时代A股跌超12%</w:t>
+        <w:t>港股午评：恒指跌2.87%失守23000点 科指跌4.64% 科网股低迷 光通信；港股收评：恒指跌3.03% 科指大跌5.03% 科网股普跌 锂电池股下挫 宁德时；港股开盘下挫：恒生科技指数跌幅扩大逾2%，恒生指数跌超1%</w:t>
       </w:r>
     </w:p>
     <w:p>
@@ -812,7 +812,81 @@
           <w:color w:val="8A939E"/>
           <w:sz w:val="17"/>
         </w:rPr>
-        <w:t>引用：[1]宁德时代A股大跌12%，H股跌超11%！摩根大通下调 / [2]小摩：宁德时代降至“中性”评级 整车厂盈利能力已承压 / [3]宁德时代A股跌超12% / [4]股价跌超10% 宁德时代盘中回购约8亿元股份</w:t>
+        <w:t>引用：[1]港股午评：恒指跌2.87%失守23000点 科指跌4 / [2]港股收评：恒指跌3.03% 科指大跌5.03% 科网 / [3]港股开盘下挫：恒生科技指数跌幅扩大逾2%，恒生指数跌 / [4]港股午评：恒指涨0.58% 科指涨0.86% 汽车股</w:t>
+      </w:r>
+    </w:p>
+    <w:p>
+      <w:pPr>
+        <w:pStyle w:val="Heading2"/>
+      </w:pPr>
+      <w:r>
+        <w:t>维峰电子：2026年第三季度归属于上市公司股东的净利润同比增长68.55%</w:t>
+      </w:r>
+    </w:p>
+    <w:p>
+      <w:r>
+        <w:rPr>
+          <w:color w:val="8A939E"/>
+          <w:sz w:val="18"/>
+        </w:rPr>
+        <w:t>热度 0.734（爆点）· 17 篇 / 3 家媒体 · 综合</w:t>
+      </w:r>
+    </w:p>
+    <w:p>
+      <w:r>
+        <w:rPr>
+          <w:b/>
+          <w:color w:val="16324F"/>
+        </w:rPr>
+        <w:t>事件概述：</w:t>
+      </w:r>
+      <w:r>
+        <w:t>「维峰电子：2026年第三季度归属于上市公司股东的净利润同比增长68.55%」由 17 篇报道聚合而成，覆盖 3 家媒体，热度 0.734（爆点），所属板块类目：综合。</w:t>
+      </w:r>
+    </w:p>
+    <w:p>
+      <w:r>
+        <w:rPr>
+          <w:b/>
+          <w:color w:val="16324F"/>
+        </w:rPr>
+        <w:t>关键信息：</w:t>
+      </w:r>
+      <w:r>
+        <w:t>中威电子：第三季度归属于上市公司股东的净利润同比增长189.12%；维峰电子：2026年第三季度归属于上市公司股东的净利润同比增长68.55%；中集环科：2026年第三季度归属于上市公司股东的净利润同比增长28.39%</w:t>
+      </w:r>
+    </w:p>
+    <w:p>
+      <w:r>
+        <w:rPr>
+          <w:b/>
+          <w:color w:val="16324F"/>
+        </w:rPr>
+        <w:t>市场影响：</w:t>
+      </w:r>
+      <w:r>
+        <w:t>关联板块代码：本簇未携带板块标签。（LLM 不可用，未生成研判，以上为检索与统计事实）</w:t>
+      </w:r>
+    </w:p>
+    <w:p>
+      <w:r>
+        <w:rPr>
+          <w:b/>
+          <w:color w:val="16324F"/>
+        </w:rPr>
+        <w:t>关注要点：</w:t>
+      </w:r>
+      <w:r>
+        <w:t>建议人工复核该事件的后续进展与板块联动。</w:t>
+      </w:r>
+    </w:p>
+    <w:p>
+      <w:r>
+        <w:rPr>
+          <w:color w:val="8A939E"/>
+          <w:sz w:val="17"/>
+        </w:rPr>
+        <w:t>引用：[1]中威电子：第三季度归属于上市公司股东的净利润同比增长 / [2]维峰电子：2026年第三季度归属于上市公司股东的净利 / [3]中集环科：2026年第三季度归属于上市公司股东的净利 / [4]九联科技：2026年第三季度归属于上市公司股东的净利</w:t>
       </w:r>
     </w:p>
     <w:p>
@@ -829,7 +903,7 @@
           <w:color w:val="8A939E"/>
           <w:sz w:val="18"/>
         </w:rPr>
-        <w:t>热度 0.779（爆点）· 12 篇 / 4 家媒体 · 综合</w:t>
+        <w:t>热度 0.723（爆点）· 10 篇 / 4 家媒体 · 综合</w:t>
       </w:r>
     </w:p>
     <w:p>
@@ -841,7 +915,7 @@
         <w:t>事件概述：</w:t>
       </w:r>
       <w:r>
-        <w:t>「财经早报丨360亿元增量资金将涌入A股 AI龙头股未出现网传连锁强平现象丨2026年10月23日」由 12 篇报道聚合而成，覆盖 4 家媒体，热度 0.779（爆点），所属板块类目：综合。</w:t>
+        <w:t>「财经早报丨360亿元增量资金将涌入A股 AI龙头股未出现网传连锁强平现象丨2026年10月23日」由 10 篇报道聚合而成，覆盖 4 家媒体，热度 0.723（爆点），所属板块类目：综合。</w:t>
       </w:r>
     </w:p>
     <w:p>
@@ -886,7 +960,7 @@
           <w:color w:val="8A939E"/>
           <w:sz w:val="17"/>
         </w:rPr>
-        <w:t>引用：[1]财经早报丨360亿元增量资金将涌入A股 AI龙头股未 / [2]不实！AI龙头股未出现网传连锁强平现象 / [3]股票ETF昨日净流入465亿元 年内单日第五高 / [4]18只主动ETF开售在即 有望为A股带来360亿元增</w:t>
+        <w:t>引用：[1]财经早报丨360亿元增量资金将涌入A股 AI龙头股未 / [2]不实！AI龙头股未出现网传连锁强平现象 / [3]股票ETF昨日净流入465亿元 年内单日第五高 / [4]源杰科技回应股价跌近10%</w:t>
       </w:r>
     </w:p>
     <w:p>
@@ -894,7 +968,7 @@
         <w:pStyle w:val="Heading2"/>
       </w:pPr>
       <w:r>
-        <w:t>法国10年期国债收益率13年来首超美债 会否酿成新一轮欧债危机</w:t>
+        <w:t>突发！沙特国防部和原油设施遇袭！刚刚，黄金、白银、纳指暴跌，油价大涨！恐慌情绪蔓延！普京</w:t>
       </w:r>
     </w:p>
     <w:p>
@@ -903,7 +977,7 @@
           <w:color w:val="8A939E"/>
           <w:sz w:val="18"/>
         </w:rPr>
-        <w:t>热度 0.703（爆点）· 9 篇 / 3 家媒体 · 宏观政策</w:t>
+        <w:t>热度 0.619（爆点）· 10 篇 / 3 家媒体 · 国际市场</w:t>
       </w:r>
     </w:p>
     <w:p>
@@ -915,7 +989,7 @@
         <w:t>事件概述：</w:t>
       </w:r>
       <w:r>
-        <w:t>「法国10年期国债收益率13年来首超美债 会否酿成新一轮欧债危机」由 9 篇报道聚合而成，覆盖 3 家媒体，热度 0.703（爆点），所属板块类目：宏观政策。</w:t>
+        <w:t>「突发！沙特国防部和原油设施遇袭！刚刚，黄金、白银、纳指暴跌，油价大涨！恐慌情绪蔓延！普京重磅发声」由 10 篇报道聚合而成，覆盖 3 家媒体，热度 0.619（爆点），所属板块类目：国际市场。</w:t>
       </w:r>
     </w:p>
     <w:p>
@@ -927,7 +1001,81 @@
         <w:t>关键信息：</w:t>
       </w:r>
       <w:r>
-        <w:t>法国10年期国债收益率13年来首超美债 会否酿成新一轮欧债危机；法国债市再遭冲击 与德债收益率差比肩欧债危机时期；法国10年期国债收益率自2002年以来首次升至5%</w:t>
+        <w:t>突发！沙特国防部和原油设施遇袭！刚刚，黄金、白银、纳指暴跌，油价大涨！恐慌情绪蔓；周四美股盘前你需要了解的全球要闻；国际油价冲高回落 WTI原油、布伦特原油回吐此前涨幅</w:t>
+      </w:r>
+    </w:p>
+    <w:p>
+      <w:r>
+        <w:rPr>
+          <w:b/>
+          <w:color w:val="16324F"/>
+        </w:rPr>
+        <w:t>市场影响：</w:t>
+      </w:r>
+      <w:r>
+        <w:t>关联板块代码：BK0464、BK1361。（LLM 不可用，未生成研判，以上为检索与统计事实）</w:t>
+      </w:r>
+    </w:p>
+    <w:p>
+      <w:r>
+        <w:rPr>
+          <w:b/>
+          <w:color w:val="16324F"/>
+        </w:rPr>
+        <w:t>关注要点：</w:t>
+      </w:r>
+      <w:r>
+        <w:t>建议人工复核该事件的后续进展与板块联动。</w:t>
+      </w:r>
+    </w:p>
+    <w:p>
+      <w:r>
+        <w:rPr>
+          <w:color w:val="8A939E"/>
+          <w:sz w:val="17"/>
+        </w:rPr>
+        <w:t>引用：[1]突发！沙特国防部和原油设施遇袭！刚刚，黄金、白银、纳 / [2]周四美股盘前你需要了解的全球要闻 / [3]国际油价冲高回落 WTI原油、布伦特原油回吐此前涨幅 / [4]战争风险被记入油价，布伦特原油大幅冲高刷新下半年高点</w:t>
+      </w:r>
+    </w:p>
+    <w:p>
+      <w:pPr>
+        <w:pStyle w:val="Heading2"/>
+      </w:pPr>
+      <w:r>
+        <w:t>日经225指数低开0.1%，韩国首尔综指低开1.1%。</w:t>
+      </w:r>
+    </w:p>
+    <w:p>
+      <w:r>
+        <w:rPr>
+          <w:color w:val="8A939E"/>
+          <w:sz w:val="18"/>
+        </w:rPr>
+        <w:t>热度 0.602（爆点）· 5 篇 / 3 家媒体 · 综合</w:t>
+      </w:r>
+    </w:p>
+    <w:p>
+      <w:r>
+        <w:rPr>
+          <w:b/>
+          <w:color w:val="16324F"/>
+        </w:rPr>
+        <w:t>事件概述：</w:t>
+      </w:r>
+      <w:r>
+        <w:t>「日经225指数低开0.1%，韩国首尔综指低开1.1%。」由 5 篇报道聚合而成，覆盖 3 家媒体，热度 0.602（爆点），所属板块类目：综合。</w:t>
+      </w:r>
+    </w:p>
+    <w:p>
+      <w:r>
+        <w:rPr>
+          <w:b/>
+          <w:color w:val="16324F"/>
+        </w:rPr>
+        <w:t>关键信息：</w:t>
+      </w:r>
+      <w:r>
+        <w:t>日经225指数低开0.1%，韩国首尔综指低开1.1%。；韩国首尔综指跌超4%，日经225指数跌超2%。；日韩股市低开 韩国综合股价指数开盘下跌1.1%</w:t>
       </w:r>
     </w:p>
     <w:p>
@@ -960,155 +1108,7 @@
           <w:color w:val="8A939E"/>
           <w:sz w:val="17"/>
         </w:rPr>
-        <w:t>引用：[1]法国10年期国债收益率13年来首超美债 会否酿成新一 / [2]法国债市再遭冲击 与德债收益率差比肩欧债危机时期 / [3]法国10年期国债收益率自2002年以来首次升至5% / [4]2002年以来首次！法国10年期国债收益率升破5%大</w:t>
-      </w:r>
-    </w:p>
-    <w:p>
-      <w:pPr>
-        <w:pStyle w:val="Heading2"/>
-      </w:pPr>
-      <w:r>
-        <w:t>上证指数开盘报3714.48点，涨0.04%。 深证成指开盘报11690.34点</w:t>
-      </w:r>
-    </w:p>
-    <w:p>
-      <w:r>
-        <w:rPr>
-          <w:color w:val="8A939E"/>
-          <w:sz w:val="18"/>
-        </w:rPr>
-        <w:t>热度 0.693（爆点）· 11 篇 / 3 家媒体 · 金融市场</w:t>
-      </w:r>
-    </w:p>
-    <w:p>
-      <w:r>
-        <w:rPr>
-          <w:b/>
-          <w:color w:val="16324F"/>
-        </w:rPr>
-        <w:t>事件概述：</w:t>
-      </w:r>
-      <w:r>
-        <w:t>「上证指数开盘报3714.48点，涨0.04%。 深证成指开盘报11690.34点」由 11 篇报道聚合而成，覆盖 3 家媒体，热度 0.693（爆点），所属板块类目：金融市场。</w:t>
-      </w:r>
-    </w:p>
-    <w:p>
-      <w:r>
-        <w:rPr>
-          <w:b/>
-          <w:color w:val="16324F"/>
-        </w:rPr>
-        <w:t>关键信息：</w:t>
-      </w:r>
-      <w:r>
-        <w:t>上证指数开盘报3714.48点，涨0.04%。 深证成指开盘报11690.34点；A股开盘：三大指数涨跌不一；A股开盘：三大指数集体低开</w:t>
-      </w:r>
-    </w:p>
-    <w:p>
-      <w:r>
-        <w:rPr>
-          <w:b/>
-          <w:color w:val="16324F"/>
-        </w:rPr>
-        <w:t>市场影响：</w:t>
-      </w:r>
-      <w:r>
-        <w:t>关联板块代码：本簇未携带板块标签。（LLM 不可用，未生成研判，以上为检索与统计事实）</w:t>
-      </w:r>
-    </w:p>
-    <w:p>
-      <w:r>
-        <w:rPr>
-          <w:b/>
-          <w:color w:val="16324F"/>
-        </w:rPr>
-        <w:t>关注要点：</w:t>
-      </w:r>
-      <w:r>
-        <w:t>建议人工复核该事件的后续进展与板块联动。</w:t>
-      </w:r>
-    </w:p>
-    <w:p>
-      <w:r>
-        <w:rPr>
-          <w:color w:val="8A939E"/>
-          <w:sz w:val="17"/>
-        </w:rPr>
-        <w:t>引用：[1]上证指数开盘报3714.48点，涨0.04%。 深证 / [2]A股开盘：三大指数涨跌不一 / [3]A股开盘：三大指数集体低开 / [4]创业板指回到“10·8” 成分股表现分化</w:t>
-      </w:r>
-    </w:p>
-    <w:p>
-      <w:pPr>
-        <w:pStyle w:val="Heading2"/>
-      </w:pPr>
-      <w:r>
-        <w:t>港股午评：恒指跌0.35% 科指跌0.75% 科网股低迷 存储概念股走强 宁德时代跌超1</w:t>
-      </w:r>
-    </w:p>
-    <w:p>
-      <w:r>
-        <w:rPr>
-          <w:color w:val="8A939E"/>
-          <w:sz w:val="18"/>
-        </w:rPr>
-        <w:t>热度 0.672（爆点）· 9 篇 / 3 家媒体 · 金融市场</w:t>
-      </w:r>
-    </w:p>
-    <w:p>
-      <w:r>
-        <w:rPr>
-          <w:b/>
-          <w:color w:val="16324F"/>
-        </w:rPr>
-        <w:t>事件概述：</w:t>
-      </w:r>
-      <w:r>
-        <w:t>「港股午评：恒指跌0.35% 科指跌0.75% 科网股低迷 存储概念股走强 宁德时代跌超10%」由 9 篇报道聚合而成，覆盖 3 家媒体，热度 0.672（爆点），所属板块类目：金融市场。</w:t>
-      </w:r>
-    </w:p>
-    <w:p>
-      <w:r>
-        <w:rPr>
-          <w:b/>
-          <w:color w:val="16324F"/>
-        </w:rPr>
-        <w:t>关键信息：</w:t>
-      </w:r>
-      <w:r>
-        <w:t>港股午评：恒指跌0.35% 科指跌0.75% 科网股低迷 存储概念股走强 宁德时；恒指低开0.58%，报23513.79点；恒生科技指数跌1.15%。联想集团跌超；港股全日震荡走软 恒指收跌0.90% 宁德时代（03750）挫逾11%</w:t>
-      </w:r>
-    </w:p>
-    <w:p>
-      <w:r>
-        <w:rPr>
-          <w:b/>
-          <w:color w:val="16324F"/>
-        </w:rPr>
-        <w:t>市场影响：</w:t>
-      </w:r>
-      <w:r>
-        <w:t>关联板块代码：本簇未携带板块标签。（LLM 不可用，未生成研判，以上为检索与统计事实）</w:t>
-      </w:r>
-    </w:p>
-    <w:p>
-      <w:r>
-        <w:rPr>
-          <w:b/>
-          <w:color w:val="16324F"/>
-        </w:rPr>
-        <w:t>关注要点：</w:t>
-      </w:r>
-      <w:r>
-        <w:t>建议人工复核该事件的后续进展与板块联动。</w:t>
-      </w:r>
-    </w:p>
-    <w:p>
-      <w:r>
-        <w:rPr>
-          <w:color w:val="8A939E"/>
-          <w:sz w:val="17"/>
-        </w:rPr>
-        <w:t>引用：[1]港股午评：恒指跌0.35% 科指跌0.75% 科网股 / [2]恒指低开0.58%，报23513.79点；恒生科技指 / [3]港股全日震荡走软 恒指收跌0.90% 宁德时代（03 / [4]宁德时代港股低开3.29%</w:t>
+        <w:t>引用：[1]日经225指数低开0.1%，韩国首尔综指低开1.1% / [2]韩国首尔综指跌超4%，日经225指数跌超2%。 / [3]日韩股市低开 韩国综合股价指数开盘下跌1.1% / [4]韩国首尔综指日内跌幅扩大至2%。</w:t>
       </w:r>
     </w:p>
     <w:p>
@@ -1127,7 +1127,7 @@
         <w:pStyle w:val="ListBullet"/>
       </w:pPr>
       <w:r>
-        <w:t>采集：6 家媒体公开接口，累计入库 16,650 条</w:t>
+        <w:t>采集：6 家媒体公开接口，累计入库 16,726 条</w:t>
       </w:r>
     </w:p>
     <w:p>
@@ -1135,7 +1135,7 @@
         <w:pStyle w:val="ListBullet"/>
       </w:pPr>
       <w:r>
-        <w:t>三层去重：2,445 → 2,210 条（精确77/SimHash12/语义146）</w:t>
+        <w:t>三层去重：2,498 → 2,250 条（精确86/SimHash21/语义141）</w:t>
       </w:r>
     </w:p>
     <w:p>
